--- a/clients/orx/crowdstrike/monthly/2026-02/ORX-CrowdStrike-Activity-2026-02.docx
+++ b/clients/orx/crowdstrike/monthly/2026-02/ORX-CrowdStrike-Activity-2026-02.docx
@@ -95,7 +95,7 @@
       <w:tr>
         <w:tc>
           <w:tcPr>
-            <w:tcW w:type="dxa" w:w="3744"/>
+            <w:tcW w:type="dxa" w:w="3528"/>
             <w:tcBorders>
               <w:top w:val="nil"/>
               <w:left w:val="nil"/>
@@ -133,7 +133,7 @@
         </w:tc>
         <w:tc>
           <w:tcPr>
-            <w:tcW w:type="dxa" w:w="3744"/>
+            <w:tcW w:type="dxa" w:w="3528"/>
             <w:tcBorders>
               <w:top w:val="nil"/>
               <w:left w:val="nil"/>
@@ -2653,7 +2653,7 @@
         </w:tc>
         <w:tc>
           <w:tcPr>
-            <w:tcW w:type="dxa" w:w="2592"/>
+            <w:tcW w:type="dxa" w:w="2448"/>
             <w:shd w:val="clear" w:color="auto" w:fill="006DB6"/>
             <w:tcBorders>
               <w:top w:val="single" w:sz="4" w:color="E9ECEF"/>
@@ -2680,7 +2680,7 @@
         </w:tc>
         <w:tc>
           <w:tcPr>
-            <w:tcW w:type="dxa" w:w="1872"/>
+            <w:tcW w:type="dxa" w:w="1728"/>
             <w:shd w:val="clear" w:color="auto" w:fill="006DB6"/>
             <w:tcBorders>
               <w:top w:val="single" w:sz="4" w:color="E9ECEF"/>
@@ -2707,7 +2707,7 @@
         </w:tc>
         <w:tc>
           <w:tcPr>
-            <w:tcW w:type="dxa" w:w="1872"/>
+            <w:tcW w:type="dxa" w:w="1728"/>
             <w:shd w:val="clear" w:color="auto" w:fill="006DB6"/>
             <w:tcBorders>
               <w:top w:val="single" w:sz="4" w:color="E9ECEF"/>
@@ -2783,7 +2783,7 @@
                 <w:color w:val="59595B"/>
                 <w:sz w:val="19"/>
               </w:rPr>
-              <w:t>2026-02-26</w:t>
+              <w:t>—</w:t>
             </w:r>
           </w:p>
         </w:tc>
@@ -2815,7 +2815,7 @@
         </w:tc>
         <w:tc>
           <w:tcPr>
-            <w:tcW w:type="dxa" w:w="2592"/>
+            <w:tcW w:type="dxa" w:w="2448"/>
             <w:tcBorders>
               <w:top w:val="single" w:sz="4" w:color="E9ECEF"/>
               <w:left w:val="single" w:sz="4" w:color="E9ECEF"/>
@@ -2841,7 +2841,7 @@
         </w:tc>
         <w:tc>
           <w:tcPr>
-            <w:tcW w:type="dxa" w:w="1872"/>
+            <w:tcW w:type="dxa" w:w="1728"/>
             <w:tcBorders>
               <w:top w:val="single" w:sz="4" w:color="E9ECEF"/>
               <w:left w:val="single" w:sz="4" w:color="E9ECEF"/>
@@ -2867,7 +2867,7 @@
         </w:tc>
         <w:tc>
           <w:tcPr>
-            <w:tcW w:type="dxa" w:w="1872"/>
+            <w:tcW w:type="dxa" w:w="1728"/>
             <w:tcBorders>
               <w:top w:val="single" w:sz="4" w:color="E9ECEF"/>
               <w:left w:val="single" w:sz="4" w:color="E9ECEF"/>
@@ -2942,7 +2942,7 @@
                 <w:color w:val="59595B"/>
                 <w:sz w:val="19"/>
               </w:rPr>
-              <w:t>2026-02-21</w:t>
+              <w:t>—</w:t>
             </w:r>
           </w:p>
         </w:tc>
@@ -2975,7 +2975,7 @@
         </w:tc>
         <w:tc>
           <w:tcPr>
-            <w:tcW w:type="dxa" w:w="2592"/>
+            <w:tcW w:type="dxa" w:w="2448"/>
             <w:shd w:val="clear" w:color="auto" w:fill="F8F9FA"/>
             <w:tcBorders>
               <w:top w:val="single" w:sz="4" w:color="E9ECEF"/>
@@ -3002,7 +3002,7 @@
         </w:tc>
         <w:tc>
           <w:tcPr>
-            <w:tcW w:type="dxa" w:w="1872"/>
+            <w:tcW w:type="dxa" w:w="1728"/>
             <w:shd w:val="clear" w:color="auto" w:fill="F8F9FA"/>
             <w:tcBorders>
               <w:top w:val="single" w:sz="4" w:color="E9ECEF"/>
@@ -3029,7 +3029,7 @@
         </w:tc>
         <w:tc>
           <w:tcPr>
-            <w:tcW w:type="dxa" w:w="1872"/>
+            <w:tcW w:type="dxa" w:w="1728"/>
             <w:shd w:val="clear" w:color="auto" w:fill="F8F9FA"/>
             <w:tcBorders>
               <w:top w:val="single" w:sz="4" w:color="E9ECEF"/>
@@ -3105,7 +3105,7 @@
                 <w:color w:val="59595B"/>
                 <w:sz w:val="19"/>
               </w:rPr>
-              <w:t>2026-02-25</w:t>
+              <w:t>—</w:t>
             </w:r>
           </w:p>
         </w:tc>
@@ -3137,7 +3137,7 @@
         </w:tc>
         <w:tc>
           <w:tcPr>
-            <w:tcW w:type="dxa" w:w="2592"/>
+            <w:tcW w:type="dxa" w:w="2448"/>
             <w:tcBorders>
               <w:top w:val="single" w:sz="4" w:color="E9ECEF"/>
               <w:left w:val="single" w:sz="4" w:color="E9ECEF"/>
@@ -3163,7 +3163,7 @@
         </w:tc>
         <w:tc>
           <w:tcPr>
-            <w:tcW w:type="dxa" w:w="1872"/>
+            <w:tcW w:type="dxa" w:w="1728"/>
             <w:tcBorders>
               <w:top w:val="single" w:sz="4" w:color="E9ECEF"/>
               <w:left w:val="single" w:sz="4" w:color="E9ECEF"/>
@@ -3189,7 +3189,7 @@
         </w:tc>
         <w:tc>
           <w:tcPr>
-            <w:tcW w:type="dxa" w:w="1872"/>
+            <w:tcW w:type="dxa" w:w="1728"/>
             <w:tcBorders>
               <w:top w:val="single" w:sz="4" w:color="E9ECEF"/>
               <w:left w:val="single" w:sz="4" w:color="E9ECEF"/>
@@ -3264,7 +3264,7 @@
                 <w:color w:val="59595B"/>
                 <w:sz w:val="19"/>
               </w:rPr>
-              <w:t>2026-02-21</w:t>
+              <w:t>—</w:t>
             </w:r>
           </w:p>
         </w:tc>
@@ -3297,7 +3297,7 @@
         </w:tc>
         <w:tc>
           <w:tcPr>
-            <w:tcW w:type="dxa" w:w="2592"/>
+            <w:tcW w:type="dxa" w:w="2448"/>
             <w:shd w:val="clear" w:color="auto" w:fill="F8F9FA"/>
             <w:tcBorders>
               <w:top w:val="single" w:sz="4" w:color="E9ECEF"/>
@@ -3324,7 +3324,7 @@
         </w:tc>
         <w:tc>
           <w:tcPr>
-            <w:tcW w:type="dxa" w:w="1872"/>
+            <w:tcW w:type="dxa" w:w="1728"/>
             <w:shd w:val="clear" w:color="auto" w:fill="F8F9FA"/>
             <w:tcBorders>
               <w:top w:val="single" w:sz="4" w:color="E9ECEF"/>
@@ -3351,7 +3351,7 @@
         </w:tc>
         <w:tc>
           <w:tcPr>
-            <w:tcW w:type="dxa" w:w="1872"/>
+            <w:tcW w:type="dxa" w:w="1728"/>
             <w:shd w:val="clear" w:color="auto" w:fill="F8F9FA"/>
             <w:tcBorders>
               <w:top w:val="single" w:sz="4" w:color="E9ECEF"/>
@@ -3427,7 +3427,7 @@
                 <w:color w:val="59595B"/>
                 <w:sz w:val="19"/>
               </w:rPr>
-              <w:t>2026-02-24</w:t>
+              <w:t>—</w:t>
             </w:r>
           </w:p>
         </w:tc>
@@ -3459,7 +3459,7 @@
         </w:tc>
         <w:tc>
           <w:tcPr>
-            <w:tcW w:type="dxa" w:w="2592"/>
+            <w:tcW w:type="dxa" w:w="2448"/>
             <w:tcBorders>
               <w:top w:val="single" w:sz="4" w:color="E9ECEF"/>
               <w:left w:val="single" w:sz="4" w:color="E9ECEF"/>
@@ -3485,7 +3485,7 @@
         </w:tc>
         <w:tc>
           <w:tcPr>
-            <w:tcW w:type="dxa" w:w="1872"/>
+            <w:tcW w:type="dxa" w:w="1728"/>
             <w:tcBorders>
               <w:top w:val="single" w:sz="4" w:color="E9ECEF"/>
               <w:left w:val="single" w:sz="4" w:color="E9ECEF"/>
@@ -3511,7 +3511,7 @@
         </w:tc>
         <w:tc>
           <w:tcPr>
-            <w:tcW w:type="dxa" w:w="1872"/>
+            <w:tcW w:type="dxa" w:w="1728"/>
             <w:tcBorders>
               <w:top w:val="single" w:sz="4" w:color="E9ECEF"/>
               <w:left w:val="single" w:sz="4" w:color="E9ECEF"/>
@@ -3586,7 +3586,7 @@
                 <w:color w:val="59595B"/>
                 <w:sz w:val="19"/>
               </w:rPr>
-              <w:t>2026-02-28</w:t>
+              <w:t>—</w:t>
             </w:r>
           </w:p>
         </w:tc>
@@ -3619,7 +3619,7 @@
         </w:tc>
         <w:tc>
           <w:tcPr>
-            <w:tcW w:type="dxa" w:w="2592"/>
+            <w:tcW w:type="dxa" w:w="2448"/>
             <w:shd w:val="clear" w:color="auto" w:fill="F8F9FA"/>
             <w:tcBorders>
               <w:top w:val="single" w:sz="4" w:color="E9ECEF"/>
@@ -3646,7 +3646,7 @@
         </w:tc>
         <w:tc>
           <w:tcPr>
-            <w:tcW w:type="dxa" w:w="1872"/>
+            <w:tcW w:type="dxa" w:w="1728"/>
             <w:shd w:val="clear" w:color="auto" w:fill="F8F9FA"/>
             <w:tcBorders>
               <w:top w:val="single" w:sz="4" w:color="E9ECEF"/>
@@ -3673,7 +3673,7 @@
         </w:tc>
         <w:tc>
           <w:tcPr>
-            <w:tcW w:type="dxa" w:w="1872"/>
+            <w:tcW w:type="dxa" w:w="1728"/>
             <w:shd w:val="clear" w:color="auto" w:fill="F8F9FA"/>
             <w:tcBorders>
               <w:top w:val="single" w:sz="4" w:color="E9ECEF"/>
@@ -3749,7 +3749,7 @@
                 <w:color w:val="59595B"/>
                 <w:sz w:val="19"/>
               </w:rPr>
-              <w:t>2026-02-26</w:t>
+              <w:t>—</w:t>
             </w:r>
           </w:p>
         </w:tc>
@@ -3781,7 +3781,7 @@
         </w:tc>
         <w:tc>
           <w:tcPr>
-            <w:tcW w:type="dxa" w:w="2592"/>
+            <w:tcW w:type="dxa" w:w="2448"/>
             <w:tcBorders>
               <w:top w:val="single" w:sz="4" w:color="E9ECEF"/>
               <w:left w:val="single" w:sz="4" w:color="E9ECEF"/>
@@ -3807,7 +3807,7 @@
         </w:tc>
         <w:tc>
           <w:tcPr>
-            <w:tcW w:type="dxa" w:w="1872"/>
+            <w:tcW w:type="dxa" w:w="1728"/>
             <w:tcBorders>
               <w:top w:val="single" w:sz="4" w:color="E9ECEF"/>
               <w:left w:val="single" w:sz="4" w:color="E9ECEF"/>
@@ -3833,7 +3833,7 @@
         </w:tc>
         <w:tc>
           <w:tcPr>
-            <w:tcW w:type="dxa" w:w="1872"/>
+            <w:tcW w:type="dxa" w:w="1728"/>
             <w:tcBorders>
               <w:top w:val="single" w:sz="4" w:color="E9ECEF"/>
               <w:left w:val="single" w:sz="4" w:color="E9ECEF"/>
@@ -3908,7 +3908,7 @@
                 <w:color w:val="59595B"/>
                 <w:sz w:val="19"/>
               </w:rPr>
-              <w:t>2026-02-21</w:t>
+              <w:t>—</w:t>
             </w:r>
           </w:p>
         </w:tc>
@@ -3941,7 +3941,7 @@
         </w:tc>
         <w:tc>
           <w:tcPr>
-            <w:tcW w:type="dxa" w:w="2592"/>
+            <w:tcW w:type="dxa" w:w="2448"/>
             <w:shd w:val="clear" w:color="auto" w:fill="F8F9FA"/>
             <w:tcBorders>
               <w:top w:val="single" w:sz="4" w:color="E9ECEF"/>
@@ -3968,7 +3968,7 @@
         </w:tc>
         <w:tc>
           <w:tcPr>
-            <w:tcW w:type="dxa" w:w="1872"/>
+            <w:tcW w:type="dxa" w:w="1728"/>
             <w:shd w:val="clear" w:color="auto" w:fill="F8F9FA"/>
             <w:tcBorders>
               <w:top w:val="single" w:sz="4" w:color="E9ECEF"/>
@@ -3995,7 +3995,7 @@
         </w:tc>
         <w:tc>
           <w:tcPr>
-            <w:tcW w:type="dxa" w:w="1872"/>
+            <w:tcW w:type="dxa" w:w="1728"/>
             <w:shd w:val="clear" w:color="auto" w:fill="F8F9FA"/>
             <w:tcBorders>
               <w:top w:val="single" w:sz="4" w:color="E9ECEF"/>
@@ -4071,7 +4071,7 @@
                 <w:color w:val="59595B"/>
                 <w:sz w:val="19"/>
               </w:rPr>
-              <w:t>2026-02-26</w:t>
+              <w:t>—</w:t>
             </w:r>
           </w:p>
         </w:tc>
@@ -4103,7 +4103,7 @@
         </w:tc>
         <w:tc>
           <w:tcPr>
-            <w:tcW w:type="dxa" w:w="2592"/>
+            <w:tcW w:type="dxa" w:w="2448"/>
             <w:tcBorders>
               <w:top w:val="single" w:sz="4" w:color="E9ECEF"/>
               <w:left w:val="single" w:sz="4" w:color="E9ECEF"/>
@@ -4129,7 +4129,7 @@
         </w:tc>
         <w:tc>
           <w:tcPr>
-            <w:tcW w:type="dxa" w:w="1872"/>
+            <w:tcW w:type="dxa" w:w="1728"/>
             <w:tcBorders>
               <w:top w:val="single" w:sz="4" w:color="E9ECEF"/>
               <w:left w:val="single" w:sz="4" w:color="E9ECEF"/>
@@ -4155,7 +4155,7 @@
         </w:tc>
         <w:tc>
           <w:tcPr>
-            <w:tcW w:type="dxa" w:w="1872"/>
+            <w:tcW w:type="dxa" w:w="1728"/>
             <w:tcBorders>
               <w:top w:val="single" w:sz="4" w:color="E9ECEF"/>
               <w:left w:val="single" w:sz="4" w:color="E9ECEF"/>
@@ -4230,7 +4230,7 @@
                 <w:color w:val="59595B"/>
                 <w:sz w:val="19"/>
               </w:rPr>
-              <w:t>2026-02-24</w:t>
+              <w:t>—</w:t>
             </w:r>
           </w:p>
         </w:tc>
@@ -4263,7 +4263,7 @@
         </w:tc>
         <w:tc>
           <w:tcPr>
-            <w:tcW w:type="dxa" w:w="2592"/>
+            <w:tcW w:type="dxa" w:w="2448"/>
             <w:shd w:val="clear" w:color="auto" w:fill="F8F9FA"/>
             <w:tcBorders>
               <w:top w:val="single" w:sz="4" w:color="E9ECEF"/>
@@ -4290,7 +4290,7 @@
         </w:tc>
         <w:tc>
           <w:tcPr>
-            <w:tcW w:type="dxa" w:w="1872"/>
+            <w:tcW w:type="dxa" w:w="1728"/>
             <w:shd w:val="clear" w:color="auto" w:fill="F8F9FA"/>
             <w:tcBorders>
               <w:top w:val="single" w:sz="4" w:color="E9ECEF"/>
@@ -4317,7 +4317,7 @@
         </w:tc>
         <w:tc>
           <w:tcPr>
-            <w:tcW w:type="dxa" w:w="1872"/>
+            <w:tcW w:type="dxa" w:w="1728"/>
             <w:shd w:val="clear" w:color="auto" w:fill="F8F9FA"/>
             <w:tcBorders>
               <w:top w:val="single" w:sz="4" w:color="E9ECEF"/>
@@ -4393,7 +4393,7 @@
                 <w:color w:val="59595B"/>
                 <w:sz w:val="19"/>
               </w:rPr>
-              <w:t>2026-02-21</w:t>
+              <w:t>—</w:t>
             </w:r>
           </w:p>
         </w:tc>
@@ -4425,7 +4425,7 @@
         </w:tc>
         <w:tc>
           <w:tcPr>
-            <w:tcW w:type="dxa" w:w="2592"/>
+            <w:tcW w:type="dxa" w:w="2448"/>
             <w:tcBorders>
               <w:top w:val="single" w:sz="4" w:color="E9ECEF"/>
               <w:left w:val="single" w:sz="4" w:color="E9ECEF"/>
@@ -4451,7 +4451,7 @@
         </w:tc>
         <w:tc>
           <w:tcPr>
-            <w:tcW w:type="dxa" w:w="1872"/>
+            <w:tcW w:type="dxa" w:w="1728"/>
             <w:tcBorders>
               <w:top w:val="single" w:sz="4" w:color="E9ECEF"/>
               <w:left w:val="single" w:sz="4" w:color="E9ECEF"/>
@@ -4477,7 +4477,7 @@
         </w:tc>
         <w:tc>
           <w:tcPr>
-            <w:tcW w:type="dxa" w:w="1872"/>
+            <w:tcW w:type="dxa" w:w="1728"/>
             <w:tcBorders>
               <w:top w:val="single" w:sz="4" w:color="E9ECEF"/>
               <w:left w:val="single" w:sz="4" w:color="E9ECEF"/>
@@ -4552,7 +4552,7 @@
                 <w:color w:val="59595B"/>
                 <w:sz w:val="19"/>
               </w:rPr>
-              <w:t>2026-02-20</w:t>
+              <w:t>—</w:t>
             </w:r>
           </w:p>
         </w:tc>
@@ -4585,7 +4585,7 @@
         </w:tc>
         <w:tc>
           <w:tcPr>
-            <w:tcW w:type="dxa" w:w="2592"/>
+            <w:tcW w:type="dxa" w:w="2448"/>
             <w:shd w:val="clear" w:color="auto" w:fill="F8F9FA"/>
             <w:tcBorders>
               <w:top w:val="single" w:sz="4" w:color="E9ECEF"/>
@@ -4612,7 +4612,7 @@
         </w:tc>
         <w:tc>
           <w:tcPr>
-            <w:tcW w:type="dxa" w:w="1872"/>
+            <w:tcW w:type="dxa" w:w="1728"/>
             <w:shd w:val="clear" w:color="auto" w:fill="F8F9FA"/>
             <w:tcBorders>
               <w:top w:val="single" w:sz="4" w:color="E9ECEF"/>
@@ -4639,7 +4639,7 @@
         </w:tc>
         <w:tc>
           <w:tcPr>
-            <w:tcW w:type="dxa" w:w="1872"/>
+            <w:tcW w:type="dxa" w:w="1728"/>
             <w:shd w:val="clear" w:color="auto" w:fill="F8F9FA"/>
             <w:tcBorders>
               <w:top w:val="single" w:sz="4" w:color="E9ECEF"/>
@@ -4715,7 +4715,7 @@
                 <w:color w:val="59595B"/>
                 <w:sz w:val="19"/>
               </w:rPr>
-              <w:t>2026-02-25</w:t>
+              <w:t>—</w:t>
             </w:r>
           </w:p>
         </w:tc>
@@ -4747,7 +4747,7 @@
         </w:tc>
         <w:tc>
           <w:tcPr>
-            <w:tcW w:type="dxa" w:w="2592"/>
+            <w:tcW w:type="dxa" w:w="2448"/>
             <w:tcBorders>
               <w:top w:val="single" w:sz="4" w:color="E9ECEF"/>
               <w:left w:val="single" w:sz="4" w:color="E9ECEF"/>
@@ -4773,7 +4773,7 @@
         </w:tc>
         <w:tc>
           <w:tcPr>
-            <w:tcW w:type="dxa" w:w="1872"/>
+            <w:tcW w:type="dxa" w:w="1728"/>
             <w:tcBorders>
               <w:top w:val="single" w:sz="4" w:color="E9ECEF"/>
               <w:left w:val="single" w:sz="4" w:color="E9ECEF"/>
@@ -4799,7 +4799,7 @@
         </w:tc>
         <w:tc>
           <w:tcPr>
-            <w:tcW w:type="dxa" w:w="1872"/>
+            <w:tcW w:type="dxa" w:w="1728"/>
             <w:tcBorders>
               <w:top w:val="single" w:sz="4" w:color="E9ECEF"/>
               <w:left w:val="single" w:sz="4" w:color="E9ECEF"/>
@@ -4874,7 +4874,7 @@
                 <w:color w:val="59595B"/>
                 <w:sz w:val="19"/>
               </w:rPr>
-              <w:t>2026-02-23</w:t>
+              <w:t>—</w:t>
             </w:r>
           </w:p>
         </w:tc>
@@ -4907,7 +4907,7 @@
         </w:tc>
         <w:tc>
           <w:tcPr>
-            <w:tcW w:type="dxa" w:w="2592"/>
+            <w:tcW w:type="dxa" w:w="2448"/>
             <w:shd w:val="clear" w:color="auto" w:fill="F8F9FA"/>
             <w:tcBorders>
               <w:top w:val="single" w:sz="4" w:color="E9ECEF"/>
@@ -4934,7 +4934,7 @@
         </w:tc>
         <w:tc>
           <w:tcPr>
-            <w:tcW w:type="dxa" w:w="1872"/>
+            <w:tcW w:type="dxa" w:w="1728"/>
             <w:shd w:val="clear" w:color="auto" w:fill="F8F9FA"/>
             <w:tcBorders>
               <w:top w:val="single" w:sz="4" w:color="E9ECEF"/>
@@ -4961,7 +4961,7 @@
         </w:tc>
         <w:tc>
           <w:tcPr>
-            <w:tcW w:type="dxa" w:w="1872"/>
+            <w:tcW w:type="dxa" w:w="1728"/>
             <w:shd w:val="clear" w:color="auto" w:fill="F8F9FA"/>
             <w:tcBorders>
               <w:top w:val="single" w:sz="4" w:color="E9ECEF"/>
@@ -5037,7 +5037,7 @@
                 <w:color w:val="59595B"/>
                 <w:sz w:val="19"/>
               </w:rPr>
-              <w:t>2026-02-22</w:t>
+              <w:t>—</w:t>
             </w:r>
           </w:p>
         </w:tc>
@@ -5069,7 +5069,7 @@
         </w:tc>
         <w:tc>
           <w:tcPr>
-            <w:tcW w:type="dxa" w:w="2592"/>
+            <w:tcW w:type="dxa" w:w="2448"/>
             <w:tcBorders>
               <w:top w:val="single" w:sz="4" w:color="E9ECEF"/>
               <w:left w:val="single" w:sz="4" w:color="E9ECEF"/>
@@ -5095,7 +5095,7 @@
         </w:tc>
         <w:tc>
           <w:tcPr>
-            <w:tcW w:type="dxa" w:w="1872"/>
+            <w:tcW w:type="dxa" w:w="1728"/>
             <w:tcBorders>
               <w:top w:val="single" w:sz="4" w:color="E9ECEF"/>
               <w:left w:val="single" w:sz="4" w:color="E9ECEF"/>
@@ -5121,7 +5121,7 @@
         </w:tc>
         <w:tc>
           <w:tcPr>
-            <w:tcW w:type="dxa" w:w="1872"/>
+            <w:tcW w:type="dxa" w:w="1728"/>
             <w:tcBorders>
               <w:top w:val="single" w:sz="4" w:color="E9ECEF"/>
               <w:left w:val="single" w:sz="4" w:color="E9ECEF"/>
@@ -5196,7 +5196,7 @@
                 <w:color w:val="59595B"/>
                 <w:sz w:val="19"/>
               </w:rPr>
-              <w:t>2026-02-25</w:t>
+              <w:t>—</w:t>
             </w:r>
           </w:p>
         </w:tc>
@@ -5229,7 +5229,7 @@
         </w:tc>
         <w:tc>
           <w:tcPr>
-            <w:tcW w:type="dxa" w:w="2592"/>
+            <w:tcW w:type="dxa" w:w="2448"/>
             <w:shd w:val="clear" w:color="auto" w:fill="F8F9FA"/>
             <w:tcBorders>
               <w:top w:val="single" w:sz="4" w:color="E9ECEF"/>
@@ -5256,7 +5256,7 @@
         </w:tc>
         <w:tc>
           <w:tcPr>
-            <w:tcW w:type="dxa" w:w="1872"/>
+            <w:tcW w:type="dxa" w:w="1728"/>
             <w:shd w:val="clear" w:color="auto" w:fill="F8F9FA"/>
             <w:tcBorders>
               <w:top w:val="single" w:sz="4" w:color="E9ECEF"/>
@@ -5283,7 +5283,7 @@
         </w:tc>
         <w:tc>
           <w:tcPr>
-            <w:tcW w:type="dxa" w:w="1872"/>
+            <w:tcW w:type="dxa" w:w="1728"/>
             <w:shd w:val="clear" w:color="auto" w:fill="F8F9FA"/>
             <w:tcBorders>
               <w:top w:val="single" w:sz="4" w:color="E9ECEF"/>
@@ -5359,7 +5359,7 @@
                 <w:color w:val="59595B"/>
                 <w:sz w:val="19"/>
               </w:rPr>
-              <w:t>2026-02-24</w:t>
+              <w:t>—</w:t>
             </w:r>
           </w:p>
         </w:tc>
@@ -5391,7 +5391,7 @@
         </w:tc>
         <w:tc>
           <w:tcPr>
-            <w:tcW w:type="dxa" w:w="2592"/>
+            <w:tcW w:type="dxa" w:w="2448"/>
             <w:tcBorders>
               <w:top w:val="single" w:sz="4" w:color="E9ECEF"/>
               <w:left w:val="single" w:sz="4" w:color="E9ECEF"/>
@@ -5417,7 +5417,7 @@
         </w:tc>
         <w:tc>
           <w:tcPr>
-            <w:tcW w:type="dxa" w:w="1872"/>
+            <w:tcW w:type="dxa" w:w="1728"/>
             <w:tcBorders>
               <w:top w:val="single" w:sz="4" w:color="E9ECEF"/>
               <w:left w:val="single" w:sz="4" w:color="E9ECEF"/>
@@ -5443,7 +5443,7 @@
         </w:tc>
         <w:tc>
           <w:tcPr>
-            <w:tcW w:type="dxa" w:w="1872"/>
+            <w:tcW w:type="dxa" w:w="1728"/>
             <w:tcBorders>
               <w:top w:val="single" w:sz="4" w:color="E9ECEF"/>
               <w:left w:val="single" w:sz="4" w:color="E9ECEF"/>
@@ -5518,7 +5518,7 @@
                 <w:color w:val="59595B"/>
                 <w:sz w:val="19"/>
               </w:rPr>
-              <w:t>2026-02-26</w:t>
+              <w:t>—</w:t>
             </w:r>
           </w:p>
         </w:tc>
@@ -5551,7 +5551,7 @@
         </w:tc>
         <w:tc>
           <w:tcPr>
-            <w:tcW w:type="dxa" w:w="2592"/>
+            <w:tcW w:type="dxa" w:w="2448"/>
             <w:shd w:val="clear" w:color="auto" w:fill="F8F9FA"/>
             <w:tcBorders>
               <w:top w:val="single" w:sz="4" w:color="E9ECEF"/>
@@ -5578,7 +5578,7 @@
         </w:tc>
         <w:tc>
           <w:tcPr>
-            <w:tcW w:type="dxa" w:w="1872"/>
+            <w:tcW w:type="dxa" w:w="1728"/>
             <w:shd w:val="clear" w:color="auto" w:fill="F8F9FA"/>
             <w:tcBorders>
               <w:top w:val="single" w:sz="4" w:color="E9ECEF"/>
@@ -5605,7 +5605,7 @@
         </w:tc>
         <w:tc>
           <w:tcPr>
-            <w:tcW w:type="dxa" w:w="1872"/>
+            <w:tcW w:type="dxa" w:w="1728"/>
             <w:shd w:val="clear" w:color="auto" w:fill="F8F9FA"/>
             <w:tcBorders>
               <w:top w:val="single" w:sz="4" w:color="E9ECEF"/>
@@ -5681,7 +5681,7 @@
                 <w:color w:val="59595B"/>
                 <w:sz w:val="19"/>
               </w:rPr>
-              <w:t>2026-02-27</w:t>
+              <w:t>—</w:t>
             </w:r>
           </w:p>
         </w:tc>
@@ -5713,7 +5713,7 @@
         </w:tc>
         <w:tc>
           <w:tcPr>
-            <w:tcW w:type="dxa" w:w="2592"/>
+            <w:tcW w:type="dxa" w:w="2448"/>
             <w:tcBorders>
               <w:top w:val="single" w:sz="4" w:color="E9ECEF"/>
               <w:left w:val="single" w:sz="4" w:color="E9ECEF"/>
@@ -5739,7 +5739,7 @@
         </w:tc>
         <w:tc>
           <w:tcPr>
-            <w:tcW w:type="dxa" w:w="1872"/>
+            <w:tcW w:type="dxa" w:w="1728"/>
             <w:tcBorders>
               <w:top w:val="single" w:sz="4" w:color="E9ECEF"/>
               <w:left w:val="single" w:sz="4" w:color="E9ECEF"/>
@@ -5765,7 +5765,7 @@
         </w:tc>
         <w:tc>
           <w:tcPr>
-            <w:tcW w:type="dxa" w:w="1872"/>
+            <w:tcW w:type="dxa" w:w="1728"/>
             <w:tcBorders>
               <w:top w:val="single" w:sz="4" w:color="E9ECEF"/>
               <w:left w:val="single" w:sz="4" w:color="E9ECEF"/>
@@ -5840,7 +5840,7 @@
                 <w:color w:val="59595B"/>
                 <w:sz w:val="19"/>
               </w:rPr>
-              <w:t>2026-02-25</w:t>
+              <w:t>—</w:t>
             </w:r>
           </w:p>
         </w:tc>
@@ -5873,7 +5873,7 @@
         </w:tc>
         <w:tc>
           <w:tcPr>
-            <w:tcW w:type="dxa" w:w="2592"/>
+            <w:tcW w:type="dxa" w:w="2448"/>
             <w:shd w:val="clear" w:color="auto" w:fill="F8F9FA"/>
             <w:tcBorders>
               <w:top w:val="single" w:sz="4" w:color="E9ECEF"/>
@@ -5900,7 +5900,7 @@
         </w:tc>
         <w:tc>
           <w:tcPr>
-            <w:tcW w:type="dxa" w:w="1872"/>
+            <w:tcW w:type="dxa" w:w="1728"/>
             <w:shd w:val="clear" w:color="auto" w:fill="F8F9FA"/>
             <w:tcBorders>
               <w:top w:val="single" w:sz="4" w:color="E9ECEF"/>
@@ -5927,7 +5927,7 @@
         </w:tc>
         <w:tc>
           <w:tcPr>
-            <w:tcW w:type="dxa" w:w="1872"/>
+            <w:tcW w:type="dxa" w:w="1728"/>
             <w:shd w:val="clear" w:color="auto" w:fill="F8F9FA"/>
             <w:tcBorders>
               <w:top w:val="single" w:sz="4" w:color="E9ECEF"/>
@@ -6003,7 +6003,7 @@
                 <w:color w:val="59595B"/>
                 <w:sz w:val="19"/>
               </w:rPr>
-              <w:t>2026-02-24</w:t>
+              <w:t>—</w:t>
             </w:r>
           </w:p>
         </w:tc>
@@ -6035,7 +6035,7 @@
         </w:tc>
         <w:tc>
           <w:tcPr>
-            <w:tcW w:type="dxa" w:w="2592"/>
+            <w:tcW w:type="dxa" w:w="2448"/>
             <w:tcBorders>
               <w:top w:val="single" w:sz="4" w:color="E9ECEF"/>
               <w:left w:val="single" w:sz="4" w:color="E9ECEF"/>
@@ -6061,7 +6061,7 @@
         </w:tc>
         <w:tc>
           <w:tcPr>
-            <w:tcW w:type="dxa" w:w="1872"/>
+            <w:tcW w:type="dxa" w:w="1728"/>
             <w:tcBorders>
               <w:top w:val="single" w:sz="4" w:color="E9ECEF"/>
               <w:left w:val="single" w:sz="4" w:color="E9ECEF"/>
@@ -6087,7 +6087,7 @@
         </w:tc>
         <w:tc>
           <w:tcPr>
-            <w:tcW w:type="dxa" w:w="1872"/>
+            <w:tcW w:type="dxa" w:w="1728"/>
             <w:tcBorders>
               <w:top w:val="single" w:sz="4" w:color="E9ECEF"/>
               <w:left w:val="single" w:sz="4" w:color="E9ECEF"/>
@@ -6162,7 +6162,7 @@
                 <w:color w:val="59595B"/>
                 <w:sz w:val="19"/>
               </w:rPr>
-              <w:t>2026-02-25</w:t>
+              <w:t>—</w:t>
             </w:r>
           </w:p>
         </w:tc>
@@ -6195,7 +6195,7 @@
         </w:tc>
         <w:tc>
           <w:tcPr>
-            <w:tcW w:type="dxa" w:w="2592"/>
+            <w:tcW w:type="dxa" w:w="2448"/>
             <w:shd w:val="clear" w:color="auto" w:fill="F8F9FA"/>
             <w:tcBorders>
               <w:top w:val="single" w:sz="4" w:color="E9ECEF"/>
@@ -6222,7 +6222,7 @@
         </w:tc>
         <w:tc>
           <w:tcPr>
-            <w:tcW w:type="dxa" w:w="1872"/>
+            <w:tcW w:type="dxa" w:w="1728"/>
             <w:shd w:val="clear" w:color="auto" w:fill="F8F9FA"/>
             <w:tcBorders>
               <w:top w:val="single" w:sz="4" w:color="E9ECEF"/>
@@ -6249,7 +6249,7 @@
         </w:tc>
         <w:tc>
           <w:tcPr>
-            <w:tcW w:type="dxa" w:w="1872"/>
+            <w:tcW w:type="dxa" w:w="1728"/>
             <w:shd w:val="clear" w:color="auto" w:fill="F8F9FA"/>
             <w:tcBorders>
               <w:top w:val="single" w:sz="4" w:color="E9ECEF"/>
@@ -6325,7 +6325,7 @@
                 <w:color w:val="59595B"/>
                 <w:sz w:val="19"/>
               </w:rPr>
-              <w:t>2026-02-22</w:t>
+              <w:t>—</w:t>
             </w:r>
           </w:p>
         </w:tc>
@@ -6357,7 +6357,7 @@
         </w:tc>
         <w:tc>
           <w:tcPr>
-            <w:tcW w:type="dxa" w:w="2592"/>
+            <w:tcW w:type="dxa" w:w="2448"/>
             <w:tcBorders>
               <w:top w:val="single" w:sz="4" w:color="E9ECEF"/>
               <w:left w:val="single" w:sz="4" w:color="E9ECEF"/>
@@ -6383,7 +6383,7 @@
         </w:tc>
         <w:tc>
           <w:tcPr>
-            <w:tcW w:type="dxa" w:w="1872"/>
+            <w:tcW w:type="dxa" w:w="1728"/>
             <w:tcBorders>
               <w:top w:val="single" w:sz="4" w:color="E9ECEF"/>
               <w:left w:val="single" w:sz="4" w:color="E9ECEF"/>
@@ -6409,7 +6409,7 @@
         </w:tc>
         <w:tc>
           <w:tcPr>
-            <w:tcW w:type="dxa" w:w="1872"/>
+            <w:tcW w:type="dxa" w:w="1728"/>
             <w:tcBorders>
               <w:top w:val="single" w:sz="4" w:color="E9ECEF"/>
               <w:left w:val="single" w:sz="4" w:color="E9ECEF"/>
@@ -6484,7 +6484,7 @@
                 <w:color w:val="59595B"/>
                 <w:sz w:val="19"/>
               </w:rPr>
-              <w:t>2026-02-25</w:t>
+              <w:t>—</w:t>
             </w:r>
           </w:p>
         </w:tc>
@@ -6517,7 +6517,7 @@
         </w:tc>
         <w:tc>
           <w:tcPr>
-            <w:tcW w:type="dxa" w:w="2592"/>
+            <w:tcW w:type="dxa" w:w="2448"/>
             <w:shd w:val="clear" w:color="auto" w:fill="F8F9FA"/>
             <w:tcBorders>
               <w:top w:val="single" w:sz="4" w:color="E9ECEF"/>
@@ -6544,7 +6544,7 @@
         </w:tc>
         <w:tc>
           <w:tcPr>
-            <w:tcW w:type="dxa" w:w="1872"/>
+            <w:tcW w:type="dxa" w:w="1728"/>
             <w:shd w:val="clear" w:color="auto" w:fill="F8F9FA"/>
             <w:tcBorders>
               <w:top w:val="single" w:sz="4" w:color="E9ECEF"/>
@@ -6571,7 +6571,7 @@
         </w:tc>
         <w:tc>
           <w:tcPr>
-            <w:tcW w:type="dxa" w:w="1872"/>
+            <w:tcW w:type="dxa" w:w="1728"/>
             <w:shd w:val="clear" w:color="auto" w:fill="F8F9FA"/>
             <w:tcBorders>
               <w:top w:val="single" w:sz="4" w:color="E9ECEF"/>
@@ -6647,7 +6647,7 @@
                 <w:color w:val="59595B"/>
                 <w:sz w:val="19"/>
               </w:rPr>
-              <w:t>2026-02-28</w:t>
+              <w:t>—</w:t>
             </w:r>
           </w:p>
         </w:tc>
@@ -6679,7 +6679,7 @@
         </w:tc>
         <w:tc>
           <w:tcPr>
-            <w:tcW w:type="dxa" w:w="2592"/>
+            <w:tcW w:type="dxa" w:w="2448"/>
             <w:tcBorders>
               <w:top w:val="single" w:sz="4" w:color="E9ECEF"/>
               <w:left w:val="single" w:sz="4" w:color="E9ECEF"/>
@@ -6705,7 +6705,7 @@
         </w:tc>
         <w:tc>
           <w:tcPr>
-            <w:tcW w:type="dxa" w:w="1872"/>
+            <w:tcW w:type="dxa" w:w="1728"/>
             <w:tcBorders>
               <w:top w:val="single" w:sz="4" w:color="E9ECEF"/>
               <w:left w:val="single" w:sz="4" w:color="E9ECEF"/>
@@ -6731,7 +6731,7 @@
         </w:tc>
         <w:tc>
           <w:tcPr>
-            <w:tcW w:type="dxa" w:w="1872"/>
+            <w:tcW w:type="dxa" w:w="1728"/>
             <w:tcBorders>
               <w:top w:val="single" w:sz="4" w:color="E9ECEF"/>
               <w:left w:val="single" w:sz="4" w:color="E9ECEF"/>
@@ -6806,7 +6806,7 @@
                 <w:color w:val="59595B"/>
                 <w:sz w:val="19"/>
               </w:rPr>
-              <w:t>2026-02-21</w:t>
+              <w:t>—</w:t>
             </w:r>
           </w:p>
         </w:tc>
@@ -6839,7 +6839,7 @@
         </w:tc>
         <w:tc>
           <w:tcPr>
-            <w:tcW w:type="dxa" w:w="2592"/>
+            <w:tcW w:type="dxa" w:w="2448"/>
             <w:shd w:val="clear" w:color="auto" w:fill="F8F9FA"/>
             <w:tcBorders>
               <w:top w:val="single" w:sz="4" w:color="E9ECEF"/>
@@ -6866,7 +6866,7 @@
         </w:tc>
         <w:tc>
           <w:tcPr>
-            <w:tcW w:type="dxa" w:w="1872"/>
+            <w:tcW w:type="dxa" w:w="1728"/>
             <w:shd w:val="clear" w:color="auto" w:fill="F8F9FA"/>
             <w:tcBorders>
               <w:top w:val="single" w:sz="4" w:color="E9ECEF"/>
@@ -6893,7 +6893,7 @@
         </w:tc>
         <w:tc>
           <w:tcPr>
-            <w:tcW w:type="dxa" w:w="1872"/>
+            <w:tcW w:type="dxa" w:w="1728"/>
             <w:shd w:val="clear" w:color="auto" w:fill="F8F9FA"/>
             <w:tcBorders>
               <w:top w:val="single" w:sz="4" w:color="E9ECEF"/>
@@ -6969,7 +6969,7 @@
                 <w:color w:val="59595B"/>
                 <w:sz w:val="19"/>
               </w:rPr>
-              <w:t>2026-02-26</w:t>
+              <w:t>—</w:t>
             </w:r>
           </w:p>
         </w:tc>
@@ -7001,7 +7001,7 @@
         </w:tc>
         <w:tc>
           <w:tcPr>
-            <w:tcW w:type="dxa" w:w="2592"/>
+            <w:tcW w:type="dxa" w:w="2448"/>
             <w:tcBorders>
               <w:top w:val="single" w:sz="4" w:color="E9ECEF"/>
               <w:left w:val="single" w:sz="4" w:color="E9ECEF"/>
@@ -7027,7 +7027,7 @@
         </w:tc>
         <w:tc>
           <w:tcPr>
-            <w:tcW w:type="dxa" w:w="1872"/>
+            <w:tcW w:type="dxa" w:w="1728"/>
             <w:tcBorders>
               <w:top w:val="single" w:sz="4" w:color="E9ECEF"/>
               <w:left w:val="single" w:sz="4" w:color="E9ECEF"/>
@@ -7053,7 +7053,7 @@
         </w:tc>
         <w:tc>
           <w:tcPr>
-            <w:tcW w:type="dxa" w:w="1872"/>
+            <w:tcW w:type="dxa" w:w="1728"/>
             <w:tcBorders>
               <w:top w:val="single" w:sz="4" w:color="E9ECEF"/>
               <w:left w:val="single" w:sz="4" w:color="E9ECEF"/>
@@ -7128,7 +7128,7 @@
                 <w:color w:val="59595B"/>
                 <w:sz w:val="19"/>
               </w:rPr>
-              <w:t>2026-02-25</w:t>
+              <w:t>—</w:t>
             </w:r>
           </w:p>
         </w:tc>
@@ -7161,7 +7161,7 @@
         </w:tc>
         <w:tc>
           <w:tcPr>
-            <w:tcW w:type="dxa" w:w="2592"/>
+            <w:tcW w:type="dxa" w:w="2448"/>
             <w:shd w:val="clear" w:color="auto" w:fill="F8F9FA"/>
             <w:tcBorders>
               <w:top w:val="single" w:sz="4" w:color="E9ECEF"/>
@@ -7188,7 +7188,7 @@
         </w:tc>
         <w:tc>
           <w:tcPr>
-            <w:tcW w:type="dxa" w:w="1872"/>
+            <w:tcW w:type="dxa" w:w="1728"/>
             <w:shd w:val="clear" w:color="auto" w:fill="F8F9FA"/>
             <w:tcBorders>
               <w:top w:val="single" w:sz="4" w:color="E9ECEF"/>
@@ -7215,7 +7215,7 @@
         </w:tc>
         <w:tc>
           <w:tcPr>
-            <w:tcW w:type="dxa" w:w="1872"/>
+            <w:tcW w:type="dxa" w:w="1728"/>
             <w:shd w:val="clear" w:color="auto" w:fill="F8F9FA"/>
             <w:tcBorders>
               <w:top w:val="single" w:sz="4" w:color="E9ECEF"/>
@@ -7291,7 +7291,7 @@
                 <w:color w:val="59595B"/>
                 <w:sz w:val="19"/>
               </w:rPr>
-              <w:t>2026-02-28</w:t>
+              <w:t>—</w:t>
             </w:r>
           </w:p>
         </w:tc>
@@ -7323,7 +7323,7 @@
         </w:tc>
         <w:tc>
           <w:tcPr>
-            <w:tcW w:type="dxa" w:w="2592"/>
+            <w:tcW w:type="dxa" w:w="2448"/>
             <w:tcBorders>
               <w:top w:val="single" w:sz="4" w:color="E9ECEF"/>
               <w:left w:val="single" w:sz="4" w:color="E9ECEF"/>
@@ -7349,7 +7349,7 @@
         </w:tc>
         <w:tc>
           <w:tcPr>
-            <w:tcW w:type="dxa" w:w="1872"/>
+            <w:tcW w:type="dxa" w:w="1728"/>
             <w:tcBorders>
               <w:top w:val="single" w:sz="4" w:color="E9ECEF"/>
               <w:left w:val="single" w:sz="4" w:color="E9ECEF"/>
@@ -7375,7 +7375,7 @@
         </w:tc>
         <w:tc>
           <w:tcPr>
-            <w:tcW w:type="dxa" w:w="1872"/>
+            <w:tcW w:type="dxa" w:w="1728"/>
             <w:tcBorders>
               <w:top w:val="single" w:sz="4" w:color="E9ECEF"/>
               <w:left w:val="single" w:sz="4" w:color="E9ECEF"/>
@@ -7450,7 +7450,7 @@
                 <w:color w:val="59595B"/>
                 <w:sz w:val="19"/>
               </w:rPr>
-              <w:t>2026-02-27</w:t>
+              <w:t>—</w:t>
             </w:r>
           </w:p>
         </w:tc>
@@ -7483,7 +7483,7 @@
         </w:tc>
         <w:tc>
           <w:tcPr>
-            <w:tcW w:type="dxa" w:w="2592"/>
+            <w:tcW w:type="dxa" w:w="2448"/>
             <w:shd w:val="clear" w:color="auto" w:fill="F8F9FA"/>
             <w:tcBorders>
               <w:top w:val="single" w:sz="4" w:color="E9ECEF"/>
@@ -7510,7 +7510,7 @@
         </w:tc>
         <w:tc>
           <w:tcPr>
-            <w:tcW w:type="dxa" w:w="1872"/>
+            <w:tcW w:type="dxa" w:w="1728"/>
             <w:shd w:val="clear" w:color="auto" w:fill="F8F9FA"/>
             <w:tcBorders>
               <w:top w:val="single" w:sz="4" w:color="E9ECEF"/>
@@ -7537,7 +7537,7 @@
         </w:tc>
         <w:tc>
           <w:tcPr>
-            <w:tcW w:type="dxa" w:w="1872"/>
+            <w:tcW w:type="dxa" w:w="1728"/>
             <w:shd w:val="clear" w:color="auto" w:fill="F8F9FA"/>
             <w:tcBorders>
               <w:top w:val="single" w:sz="4" w:color="E9ECEF"/>
@@ -7613,7 +7613,7 @@
                 <w:color w:val="59595B"/>
                 <w:sz w:val="19"/>
               </w:rPr>
-              <w:t>2026-02-21</w:t>
+              <w:t>—</w:t>
             </w:r>
           </w:p>
         </w:tc>
@@ -7645,7 +7645,7 @@
         </w:tc>
         <w:tc>
           <w:tcPr>
-            <w:tcW w:type="dxa" w:w="2592"/>
+            <w:tcW w:type="dxa" w:w="2448"/>
             <w:tcBorders>
               <w:top w:val="single" w:sz="4" w:color="E9ECEF"/>
               <w:left w:val="single" w:sz="4" w:color="E9ECEF"/>
@@ -7671,7 +7671,7 @@
         </w:tc>
         <w:tc>
           <w:tcPr>
-            <w:tcW w:type="dxa" w:w="1872"/>
+            <w:tcW w:type="dxa" w:w="1728"/>
             <w:tcBorders>
               <w:top w:val="single" w:sz="4" w:color="E9ECEF"/>
               <w:left w:val="single" w:sz="4" w:color="E9ECEF"/>
@@ -7697,7 +7697,7 @@
         </w:tc>
         <w:tc>
           <w:tcPr>
-            <w:tcW w:type="dxa" w:w="1872"/>
+            <w:tcW w:type="dxa" w:w="1728"/>
             <w:tcBorders>
               <w:top w:val="single" w:sz="4" w:color="E9ECEF"/>
               <w:left w:val="single" w:sz="4" w:color="E9ECEF"/>
@@ -7772,7 +7772,7 @@
                 <w:color w:val="59595B"/>
                 <w:sz w:val="19"/>
               </w:rPr>
-              <w:t>2026-02-15</w:t>
+              <w:t>—</w:t>
             </w:r>
           </w:p>
         </w:tc>
@@ -7805,7 +7805,7 @@
         </w:tc>
         <w:tc>
           <w:tcPr>
-            <w:tcW w:type="dxa" w:w="2592"/>
+            <w:tcW w:type="dxa" w:w="2448"/>
             <w:shd w:val="clear" w:color="auto" w:fill="F8F9FA"/>
             <w:tcBorders>
               <w:top w:val="single" w:sz="4" w:color="E9ECEF"/>
@@ -7832,7 +7832,7 @@
         </w:tc>
         <w:tc>
           <w:tcPr>
-            <w:tcW w:type="dxa" w:w="1872"/>
+            <w:tcW w:type="dxa" w:w="1728"/>
             <w:shd w:val="clear" w:color="auto" w:fill="F8F9FA"/>
             <w:tcBorders>
               <w:top w:val="single" w:sz="4" w:color="E9ECEF"/>
@@ -7859,7 +7859,7 @@
         </w:tc>
         <w:tc>
           <w:tcPr>
-            <w:tcW w:type="dxa" w:w="1872"/>
+            <w:tcW w:type="dxa" w:w="1728"/>
             <w:shd w:val="clear" w:color="auto" w:fill="F8F9FA"/>
             <w:tcBorders>
               <w:top w:val="single" w:sz="4" w:color="E9ECEF"/>
@@ -7935,7 +7935,7 @@
                 <w:color w:val="59595B"/>
                 <w:sz w:val="19"/>
               </w:rPr>
-              <w:t>2026-02-24</w:t>
+              <w:t>—</w:t>
             </w:r>
           </w:p>
         </w:tc>
@@ -7967,7 +7967,7 @@
         </w:tc>
         <w:tc>
           <w:tcPr>
-            <w:tcW w:type="dxa" w:w="2592"/>
+            <w:tcW w:type="dxa" w:w="2448"/>
             <w:tcBorders>
               <w:top w:val="single" w:sz="4" w:color="E9ECEF"/>
               <w:left w:val="single" w:sz="4" w:color="E9ECEF"/>
@@ -7993,7 +7993,7 @@
         </w:tc>
         <w:tc>
           <w:tcPr>
-            <w:tcW w:type="dxa" w:w="1872"/>
+            <w:tcW w:type="dxa" w:w="1728"/>
             <w:tcBorders>
               <w:top w:val="single" w:sz="4" w:color="E9ECEF"/>
               <w:left w:val="single" w:sz="4" w:color="E9ECEF"/>
@@ -8019,7 +8019,7 @@
         </w:tc>
         <w:tc>
           <w:tcPr>
-            <w:tcW w:type="dxa" w:w="1872"/>
+            <w:tcW w:type="dxa" w:w="1728"/>
             <w:tcBorders>
               <w:top w:val="single" w:sz="4" w:color="E9ECEF"/>
               <w:left w:val="single" w:sz="4" w:color="E9ECEF"/>
@@ -8094,7 +8094,7 @@
                 <w:color w:val="59595B"/>
                 <w:sz w:val="19"/>
               </w:rPr>
-              <w:t>2026-02-22</w:t>
+              <w:t>—</w:t>
             </w:r>
           </w:p>
         </w:tc>
@@ -8127,7 +8127,7 @@
         </w:tc>
         <w:tc>
           <w:tcPr>
-            <w:tcW w:type="dxa" w:w="2592"/>
+            <w:tcW w:type="dxa" w:w="2448"/>
             <w:shd w:val="clear" w:color="auto" w:fill="F8F9FA"/>
             <w:tcBorders>
               <w:top w:val="single" w:sz="4" w:color="E9ECEF"/>
@@ -8154,7 +8154,7 @@
         </w:tc>
         <w:tc>
           <w:tcPr>
-            <w:tcW w:type="dxa" w:w="1872"/>
+            <w:tcW w:type="dxa" w:w="1728"/>
             <w:shd w:val="clear" w:color="auto" w:fill="F8F9FA"/>
             <w:tcBorders>
               <w:top w:val="single" w:sz="4" w:color="E9ECEF"/>
@@ -8181,7 +8181,7 @@
         </w:tc>
         <w:tc>
           <w:tcPr>
-            <w:tcW w:type="dxa" w:w="1872"/>
+            <w:tcW w:type="dxa" w:w="1728"/>
             <w:shd w:val="clear" w:color="auto" w:fill="F8F9FA"/>
             <w:tcBorders>
               <w:top w:val="single" w:sz="4" w:color="E9ECEF"/>
@@ -8257,7 +8257,7 @@
                 <w:color w:val="59595B"/>
                 <w:sz w:val="19"/>
               </w:rPr>
-              <w:t>2026-02-22</w:t>
+              <w:t>—</w:t>
             </w:r>
           </w:p>
         </w:tc>
@@ -8289,7 +8289,7 @@
         </w:tc>
         <w:tc>
           <w:tcPr>
-            <w:tcW w:type="dxa" w:w="2592"/>
+            <w:tcW w:type="dxa" w:w="2448"/>
             <w:tcBorders>
               <w:top w:val="single" w:sz="4" w:color="E9ECEF"/>
               <w:left w:val="single" w:sz="4" w:color="E9ECEF"/>
@@ -8315,7 +8315,7 @@
         </w:tc>
         <w:tc>
           <w:tcPr>
-            <w:tcW w:type="dxa" w:w="1872"/>
+            <w:tcW w:type="dxa" w:w="1728"/>
             <w:tcBorders>
               <w:top w:val="single" w:sz="4" w:color="E9ECEF"/>
               <w:left w:val="single" w:sz="4" w:color="E9ECEF"/>
@@ -8341,7 +8341,7 @@
         </w:tc>
         <w:tc>
           <w:tcPr>
-            <w:tcW w:type="dxa" w:w="1872"/>
+            <w:tcW w:type="dxa" w:w="1728"/>
             <w:tcBorders>
               <w:top w:val="single" w:sz="4" w:color="E9ECEF"/>
               <w:left w:val="single" w:sz="4" w:color="E9ECEF"/>
@@ -8416,7 +8416,7 @@
                 <w:color w:val="59595B"/>
                 <w:sz w:val="19"/>
               </w:rPr>
-              <w:t>2026-02-23</w:t>
+              <w:t>—</w:t>
             </w:r>
           </w:p>
         </w:tc>
@@ -8449,7 +8449,7 @@
         </w:tc>
         <w:tc>
           <w:tcPr>
-            <w:tcW w:type="dxa" w:w="2592"/>
+            <w:tcW w:type="dxa" w:w="2448"/>
             <w:shd w:val="clear" w:color="auto" w:fill="F8F9FA"/>
             <w:tcBorders>
               <w:top w:val="single" w:sz="4" w:color="E9ECEF"/>
@@ -8476,7 +8476,7 @@
         </w:tc>
         <w:tc>
           <w:tcPr>
-            <w:tcW w:type="dxa" w:w="1872"/>
+            <w:tcW w:type="dxa" w:w="1728"/>
             <w:shd w:val="clear" w:color="auto" w:fill="F8F9FA"/>
             <w:tcBorders>
               <w:top w:val="single" w:sz="4" w:color="E9ECEF"/>
@@ -8503,7 +8503,7 @@
         </w:tc>
         <w:tc>
           <w:tcPr>
-            <w:tcW w:type="dxa" w:w="1872"/>
+            <w:tcW w:type="dxa" w:w="1728"/>
             <w:shd w:val="clear" w:color="auto" w:fill="F8F9FA"/>
             <w:tcBorders>
               <w:top w:val="single" w:sz="4" w:color="E9ECEF"/>
@@ -8579,7 +8579,7 @@
                 <w:color w:val="59595B"/>
                 <w:sz w:val="19"/>
               </w:rPr>
-              <w:t>2026-02-26</w:t>
+              <w:t>—</w:t>
             </w:r>
           </w:p>
         </w:tc>
@@ -8611,7 +8611,7 @@
         </w:tc>
         <w:tc>
           <w:tcPr>
-            <w:tcW w:type="dxa" w:w="2592"/>
+            <w:tcW w:type="dxa" w:w="2448"/>
             <w:tcBorders>
               <w:top w:val="single" w:sz="4" w:color="E9ECEF"/>
               <w:left w:val="single" w:sz="4" w:color="E9ECEF"/>
@@ -8637,7 +8637,7 @@
         </w:tc>
         <w:tc>
           <w:tcPr>
-            <w:tcW w:type="dxa" w:w="1872"/>
+            <w:tcW w:type="dxa" w:w="1728"/>
             <w:tcBorders>
               <w:top w:val="single" w:sz="4" w:color="E9ECEF"/>
               <w:left w:val="single" w:sz="4" w:color="E9ECEF"/>
@@ -8663,7 +8663,7 @@
         </w:tc>
         <w:tc>
           <w:tcPr>
-            <w:tcW w:type="dxa" w:w="1872"/>
+            <w:tcW w:type="dxa" w:w="1728"/>
             <w:tcBorders>
               <w:top w:val="single" w:sz="4" w:color="E9ECEF"/>
               <w:left w:val="single" w:sz="4" w:color="E9ECEF"/>
@@ -8738,7 +8738,7 @@
                 <w:color w:val="59595B"/>
                 <w:sz w:val="19"/>
               </w:rPr>
-              <w:t>2026-02-21</w:t>
+              <w:t>—</w:t>
             </w:r>
           </w:p>
         </w:tc>
@@ -8771,7 +8771,7 @@
         </w:tc>
         <w:tc>
           <w:tcPr>
-            <w:tcW w:type="dxa" w:w="2592"/>
+            <w:tcW w:type="dxa" w:w="2448"/>
             <w:shd w:val="clear" w:color="auto" w:fill="F8F9FA"/>
             <w:tcBorders>
               <w:top w:val="single" w:sz="4" w:color="E9ECEF"/>
@@ -8798,7 +8798,7 @@
         </w:tc>
         <w:tc>
           <w:tcPr>
-            <w:tcW w:type="dxa" w:w="1872"/>
+            <w:tcW w:type="dxa" w:w="1728"/>
             <w:shd w:val="clear" w:color="auto" w:fill="F8F9FA"/>
             <w:tcBorders>
               <w:top w:val="single" w:sz="4" w:color="E9ECEF"/>
@@ -8825,7 +8825,7 @@
         </w:tc>
         <w:tc>
           <w:tcPr>
-            <w:tcW w:type="dxa" w:w="1872"/>
+            <w:tcW w:type="dxa" w:w="1728"/>
             <w:shd w:val="clear" w:color="auto" w:fill="F8F9FA"/>
             <w:tcBorders>
               <w:top w:val="single" w:sz="4" w:color="E9ECEF"/>
@@ -8901,7 +8901,7 @@
                 <w:color w:val="59595B"/>
                 <w:sz w:val="19"/>
               </w:rPr>
-              <w:t>2026-02-26</w:t>
+              <w:t>—</w:t>
             </w:r>
           </w:p>
         </w:tc>
@@ -8933,7 +8933,7 @@
         </w:tc>
         <w:tc>
           <w:tcPr>
-            <w:tcW w:type="dxa" w:w="2592"/>
+            <w:tcW w:type="dxa" w:w="2448"/>
             <w:tcBorders>
               <w:top w:val="single" w:sz="4" w:color="E9ECEF"/>
               <w:left w:val="single" w:sz="4" w:color="E9ECEF"/>
@@ -8959,7 +8959,7 @@
         </w:tc>
         <w:tc>
           <w:tcPr>
-            <w:tcW w:type="dxa" w:w="1872"/>
+            <w:tcW w:type="dxa" w:w="1728"/>
             <w:tcBorders>
               <w:top w:val="single" w:sz="4" w:color="E9ECEF"/>
               <w:left w:val="single" w:sz="4" w:color="E9ECEF"/>
@@ -8985,7 +8985,7 @@
         </w:tc>
         <w:tc>
           <w:tcPr>
-            <w:tcW w:type="dxa" w:w="1872"/>
+            <w:tcW w:type="dxa" w:w="1728"/>
             <w:tcBorders>
               <w:top w:val="single" w:sz="4" w:color="E9ECEF"/>
               <w:left w:val="single" w:sz="4" w:color="E9ECEF"/>
@@ -9060,7 +9060,7 @@
                 <w:color w:val="59595B"/>
                 <w:sz w:val="19"/>
               </w:rPr>
-              <w:t>2026-02-26</w:t>
+              <w:t>—</w:t>
             </w:r>
           </w:p>
         </w:tc>
@@ -9093,7 +9093,7 @@
         </w:tc>
         <w:tc>
           <w:tcPr>
-            <w:tcW w:type="dxa" w:w="2592"/>
+            <w:tcW w:type="dxa" w:w="2448"/>
             <w:shd w:val="clear" w:color="auto" w:fill="F8F9FA"/>
             <w:tcBorders>
               <w:top w:val="single" w:sz="4" w:color="E9ECEF"/>
@@ -9120,7 +9120,7 @@
         </w:tc>
         <w:tc>
           <w:tcPr>
-            <w:tcW w:type="dxa" w:w="1872"/>
+            <w:tcW w:type="dxa" w:w="1728"/>
             <w:shd w:val="clear" w:color="auto" w:fill="F8F9FA"/>
             <w:tcBorders>
               <w:top w:val="single" w:sz="4" w:color="E9ECEF"/>
@@ -9147,7 +9147,7 @@
         </w:tc>
         <w:tc>
           <w:tcPr>
-            <w:tcW w:type="dxa" w:w="1872"/>
+            <w:tcW w:type="dxa" w:w="1728"/>
             <w:shd w:val="clear" w:color="auto" w:fill="F8F9FA"/>
             <w:tcBorders>
               <w:top w:val="single" w:sz="4" w:color="E9ECEF"/>
@@ -9213,7 +9213,7 @@
           <w:color w:val="59595B"/>
           <w:sz w:val="20"/>
         </w:rPr>
-        <w:t>Showing 40 of 149 alerts. Full list available on request.</w:t>
+        <w:t>Showing 40 of 149 alerts. Full list available on request — email support@technijian.com.</w:t>
       </w:r>
     </w:p>
     <w:p>
@@ -9458,6 +9458,78 @@
                 <w:color w:val="006DB6"/>
                 <w:sz w:val="28"/>
               </w:rPr>
+              <w:t xml:space="preserve">  Industry News &amp; Vendor Innovations</w:t>
+            </w:r>
+          </w:p>
+        </w:tc>
+      </w:tr>
+    </w:tbl>
+    <w:p>
+      <w:pPr>
+        <w:spacing w:after="160"/>
+      </w:pPr>
+      <w:r>
+        <w:rPr>
+          <w:rFonts w:ascii="Open Sans" w:hAnsi="Open Sans"/>
+          <w:b w:val="0"/>
+          <w:i w:val="0"/>
+          <w:color w:val="59595B"/>
+          <w:sz w:val="22"/>
+        </w:rPr>
+        <w:t>CrowdStrike announced no major platform changes this month. Routine detection-content updates and sensor improvements continued to roll out automatically. Technijian tracks CrowdStrike's release notes monthly so future updates land in this section as they're published.</w:t>
+      </w:r>
+    </w:p>
+    <w:p/>
+    <w:tbl>
+      <w:tblPr>
+        <w:tblW w:type="auto" w:w="0"/>
+        <w:tblLayout w:type="fixed"/>
+        <w:tblLook w:firstColumn="1" w:firstRow="1" w:lastColumn="0" w:lastRow="0" w:noHBand="0" w:noVBand="1" w:val="04A0"/>
+      </w:tblPr>
+      <w:tblGrid>
+        <w:gridCol w:w="94"/>
+        <w:gridCol w:w="8976"/>
+      </w:tblGrid>
+      <w:tr>
+        <w:tc>
+          <w:tcPr>
+            <w:tcW w:type="dxa" w:w="94"/>
+            <w:shd w:val="clear" w:color="auto" w:fill="006DB6"/>
+            <w:tcBorders>
+              <w:top w:val="nil"/>
+              <w:left w:val="nil"/>
+              <w:bottom w:val="nil"/>
+              <w:right w:val="nil"/>
+              <w:insideH w:val="nil"/>
+              <w:insideV w:val="nil"/>
+            </w:tcBorders>
+          </w:tcPr>
+          <w:p/>
+        </w:tc>
+        <w:tc>
+          <w:tcPr>
+            <w:tcW w:type="dxa" w:w="8976"/>
+            <w:tcBorders>
+              <w:top w:val="nil"/>
+              <w:left w:val="nil"/>
+              <w:bottom w:val="nil"/>
+              <w:right w:val="nil"/>
+              <w:insideH w:val="nil"/>
+              <w:insideV w:val="nil"/>
+            </w:tcBorders>
+          </w:tcPr>
+          <w:p>
+            <w:pPr>
+              <w:spacing w:before="80" w:after="80"/>
+            </w:pPr>
+            <w:r>
+              <w:rPr>
+                <w:rFonts w:ascii="Open Sans" w:hAnsi="Open Sans"/>
+                <w:b/>
+                <w:i w:val="0"/>
+                <w:color w:val="006DB6"/>
+                <w:sz w:val="28"/>
+              </w:rPr>
               <w:t xml:space="preserve">  Recommendations</w:t>
             </w:r>
           </w:p>
@@ -9652,7 +9724,7 @@
                 <w:color w:val="59595B"/>
                 <w:sz w:val="19"/>
               </w:rPr>
-              <w:t>2026-02-24</w:t>
+              <w:t>—</w:t>
             </w:r>
           </w:p>
         </w:tc>
@@ -9785,7 +9857,7 @@
                 <w:color w:val="59595B"/>
                 <w:sz w:val="19"/>
               </w:rPr>
-              <w:t>2026-02-10</w:t>
+              <w:t>—</w:t>
             </w:r>
           </w:p>
         </w:tc>
@@ -9921,7 +9993,7 @@
                 <w:color w:val="59595B"/>
                 <w:sz w:val="19"/>
               </w:rPr>
-              <w:t>2026-02-15</w:t>
+              <w:t>—</w:t>
             </w:r>
           </w:p>
         </w:tc>
@@ -10054,7 +10126,7 @@
                 <w:color w:val="59595B"/>
                 <w:sz w:val="19"/>
               </w:rPr>
-              <w:t>2026-02-14</w:t>
+              <w:t>—</w:t>
             </w:r>
           </w:p>
         </w:tc>
@@ -10190,7 +10262,7 @@
                 <w:color w:val="59595B"/>
                 <w:sz w:val="19"/>
               </w:rPr>
-              <w:t>2026-02-10</w:t>
+              <w:t>—</w:t>
             </w:r>
           </w:p>
         </w:tc>
@@ -10323,7 +10395,7 @@
                 <w:color w:val="59595B"/>
                 <w:sz w:val="19"/>
               </w:rPr>
-              <w:t>2026-02-16</w:t>
+              <w:t>—</w:t>
             </w:r>
           </w:p>
         </w:tc>
@@ -10459,7 +10531,7 @@
                 <w:color w:val="59595B"/>
                 <w:sz w:val="19"/>
               </w:rPr>
-              <w:t>2026-02-14</w:t>
+              <w:t>—</w:t>
             </w:r>
           </w:p>
         </w:tc>
@@ -10592,7 +10664,7 @@
                 <w:color w:val="59595B"/>
                 <w:sz w:val="19"/>
               </w:rPr>
-              <w:t>2026-02-15</w:t>
+              <w:t>—</w:t>
             </w:r>
           </w:p>
         </w:tc>
@@ -10728,7 +10800,7 @@
                 <w:color w:val="59595B"/>
                 <w:sz w:val="19"/>
               </w:rPr>
-              <w:t>2026-02-06</w:t>
+              <w:t>—</w:t>
             </w:r>
           </w:p>
         </w:tc>
@@ -10861,7 +10933,7 @@
                 <w:color w:val="59595B"/>
                 <w:sz w:val="19"/>
               </w:rPr>
-              <w:t>2026-02-03</w:t>
+              <w:t>—</w:t>
             </w:r>
           </w:p>
         </w:tc>
@@ -10997,7 +11069,7 @@
                 <w:color w:val="59595B"/>
                 <w:sz w:val="19"/>
               </w:rPr>
-              <w:t>2026-02-03</w:t>
+              <w:t>—</w:t>
             </w:r>
           </w:p>
         </w:tc>
@@ -11130,7 +11202,7 @@
                 <w:color w:val="59595B"/>
                 <w:sz w:val="19"/>
               </w:rPr>
-              <w:t>2026-02-03</w:t>
+              <w:t>—</w:t>
             </w:r>
           </w:p>
         </w:tc>
@@ -11266,7 +11338,7 @@
                 <w:color w:val="59595B"/>
                 <w:sz w:val="19"/>
               </w:rPr>
-              <w:t>2026-02-03</w:t>
+              <w:t>—</w:t>
             </w:r>
           </w:p>
         </w:tc>
@@ -11399,7 +11471,7 @@
                 <w:color w:val="59595B"/>
                 <w:sz w:val="19"/>
               </w:rPr>
-              <w:t>2026-02-10</w:t>
+              <w:t>—</w:t>
             </w:r>
           </w:p>
         </w:tc>
@@ -11535,7 +11607,7 @@
                 <w:color w:val="59595B"/>
                 <w:sz w:val="19"/>
               </w:rPr>
-              <w:t>2026-02-03</w:t>
+              <w:t>—</w:t>
             </w:r>
           </w:p>
         </w:tc>
@@ -11668,7 +11740,7 @@
                 <w:color w:val="59595B"/>
                 <w:sz w:val="19"/>
               </w:rPr>
-              <w:t>2026-02-04</w:t>
+              <w:t>—</w:t>
             </w:r>
           </w:p>
         </w:tc>
@@ -11794,7 +11866,7 @@
           <w:color w:val="59595B"/>
           <w:sz w:val="22"/>
         </w:rPr>
-        <w:t>Recommended action: work with your Technijian contact to review each open Critical/High alert, confirm no further attacker activity is present, and close or suppress confirmed false positives.</w:t>
+        <w:t>Recommended action: email support@technijian.com to review each open Critical/High alert with our team, confirm no further attacker activity is present, and close or suppress confirmed false positives.</w:t>
       </w:r>
     </w:p>
     <w:p/>
@@ -11825,7 +11897,184 @@
           <w:color w:val="59595B"/>
           <w:sz w:val="22"/>
         </w:rPr>
-        <w:t>The CrowdStrike daily pull scheduled task has not yet been registered on the Technijian monitoring workstation. Once registered, future reports will include full endpoint inventory with sensor version, OS distribution, and check-in age analysis. Contact your Technijian account manager to schedule this one-time setup step.</w:t>
+        <w:t>The CrowdStrike daily pull scheduled task has not yet been registered on the Technijian monitoring workstation. Once registered, future reports will include full endpoint inventory with sensor version, OS distribution, and check-in age analysis. Email support@technijian.com to schedule this one-time setup step.</w:t>
+      </w:r>
+    </w:p>
+    <w:p/>
+    <w:tbl>
+      <w:tblPr>
+        <w:tblW w:type="auto" w:w="0"/>
+        <w:tblLayout w:type="fixed"/>
+        <w:tblLook w:firstColumn="1" w:firstRow="1" w:lastColumn="0" w:lastRow="0" w:noHBand="0" w:noVBand="1" w:val="04A0"/>
+      </w:tblPr>
+      <w:tblGrid>
+        <w:gridCol w:w="94"/>
+        <w:gridCol w:w="8976"/>
+      </w:tblGrid>
+      <w:tr>
+        <w:tc>
+          <w:tcPr>
+            <w:tcW w:type="dxa" w:w="94"/>
+            <w:shd w:val="clear" w:color="auto" w:fill="006DB6"/>
+            <w:tcBorders>
+              <w:top w:val="nil"/>
+              <w:left w:val="nil"/>
+              <w:bottom w:val="nil"/>
+              <w:right w:val="nil"/>
+              <w:insideH w:val="nil"/>
+              <w:insideV w:val="nil"/>
+            </w:tcBorders>
+          </w:tcPr>
+          <w:p/>
+        </w:tc>
+        <w:tc>
+          <w:tcPr>
+            <w:tcW w:type="dxa" w:w="8976"/>
+            <w:tcBorders>
+              <w:top w:val="nil"/>
+              <w:left w:val="nil"/>
+              <w:bottom w:val="nil"/>
+              <w:right w:val="nil"/>
+              <w:insideH w:val="nil"/>
+              <w:insideV w:val="nil"/>
+            </w:tcBorders>
+          </w:tcPr>
+          <w:p>
+            <w:pPr>
+              <w:spacing w:before="80" w:after="80"/>
+            </w:pPr>
+            <w:r>
+              <w:rPr>
+                <w:rFonts w:ascii="Open Sans" w:hAnsi="Open Sans"/>
+                <w:b/>
+                <w:i w:val="0"/>
+                <w:color w:val="006DB6"/>
+                <w:sz w:val="28"/>
+              </w:rPr>
+              <w:t xml:space="preserve">  How This Protection Works</w:t>
+            </w:r>
+          </w:p>
+        </w:tc>
+      </w:tr>
+    </w:tbl>
+    <w:p>
+      <w:pPr>
+        <w:spacing w:after="160"/>
+      </w:pPr>
+      <w:r>
+        <w:rPr>
+          <w:rFonts w:ascii="Open Sans" w:hAnsi="Open Sans"/>
+          <w:b w:val="0"/>
+          <w:i w:val="0"/>
+          <w:color w:val="59595B"/>
+          <w:sz w:val="22"/>
+        </w:rPr>
+        <w:t>Your endpoints are protected by a layered security stack — CrowdStrike Falcon and Huntress working alongside each other — chosen and managed by Technijian as an MSP best-practice configuration. Here's what each piece does and why we run both.</w:t>
+      </w:r>
+    </w:p>
+    <w:p>
+      <w:pPr>
+        <w:spacing w:after="160"/>
+      </w:pPr>
+      <w:r>
+        <w:rPr>
+          <w:rFonts w:ascii="Open Sans" w:hAnsi="Open Sans"/>
+          <w:b/>
+          <w:i w:val="0"/>
+          <w:color w:val="1A1A2E"/>
+          <w:sz w:val="24"/>
+        </w:rPr>
+        <w:t>CrowdStrike Falcon: AI-driven EDR with the Falcon Overwatch SOC</w:t>
+      </w:r>
+    </w:p>
+    <w:p>
+      <w:pPr>
+        <w:spacing w:after="160"/>
+      </w:pPr>
+      <w:r>
+        <w:rPr>
+          <w:rFonts w:ascii="Open Sans" w:hAnsi="Open Sans"/>
+          <w:b w:val="0"/>
+          <w:i w:val="0"/>
+          <w:color w:val="59595B"/>
+          <w:sz w:val="22"/>
+        </w:rPr>
+        <w:t>CrowdStrike Falcon is the EDR (Endpoint Detection and Response) layer. Falcon's behavioral AI inspects every process, network connection, and file operation on your endpoints in real time and stops identified threats before they can execute. On top of the AI, CrowdStrike's Falcon Overwatch managed-threat-hunting team — the same elite NOC that protects Fortune 500s and government agencies — watches your environment 24×7 looking for the kind of slow, low-and-slow adversary tradecraft that automated detection alone can miss. Overwatch hunters reach out directly when they see something that needs immediate action.</w:t>
+      </w:r>
+    </w:p>
+    <w:p>
+      <w:pPr>
+        <w:spacing w:after="160"/>
+      </w:pPr>
+      <w:r>
+        <w:rPr>
+          <w:rFonts w:ascii="Open Sans" w:hAnsi="Open Sans"/>
+          <w:b/>
+          <w:i w:val="0"/>
+          <w:color w:val="1A1A2E"/>
+          <w:sz w:val="24"/>
+        </w:rPr>
+        <w:t>Huntress: managed detection &amp; response with a 24×7 SOC</w:t>
+      </w:r>
+    </w:p>
+    <w:p>
+      <w:pPr>
+        <w:spacing w:after="160"/>
+      </w:pPr>
+      <w:r>
+        <w:rPr>
+          <w:rFonts w:ascii="Open Sans" w:hAnsi="Open Sans"/>
+          <w:b w:val="0"/>
+          <w:i w:val="0"/>
+          <w:color w:val="59595B"/>
+          <w:sz w:val="22"/>
+        </w:rPr>
+        <w:t>Huntress runs its own Security Operations Center staffed with threat hunters who review every signal that fires on your endpoints around the clock — not just nights and weekends, but 24×7×365. When the Huntress agent flags suspicious behavior (persistence mechanisms, process injection, credential abuse, known-bad files), the activity is examined by Huntress threat hunters BEFORE it ever reaches Technijian. False positives are filtered out at the source so that what does reach our team is signal, not noise. When Huntress sees something that needs attention, they coordinate response with Technijian and provide guided remediation playbooks.</w:t>
+      </w:r>
+    </w:p>
+    <w:p>
+      <w:pPr>
+        <w:spacing w:after="160"/>
+      </w:pPr>
+      <w:r>
+        <w:rPr>
+          <w:rFonts w:ascii="Open Sans" w:hAnsi="Open Sans"/>
+          <w:b/>
+          <w:i w:val="0"/>
+          <w:color w:val="1A1A2E"/>
+          <w:sz w:val="24"/>
+        </w:rPr>
+        <w:t>Why both? Defense in depth.</w:t>
+      </w:r>
+    </w:p>
+    <w:p>
+      <w:pPr>
+        <w:spacing w:after="160"/>
+      </w:pPr>
+      <w:r>
+        <w:rPr>
+          <w:rFonts w:ascii="Open Sans" w:hAnsi="Open Sans"/>
+          <w:b w:val="0"/>
+          <w:i w:val="0"/>
+          <w:color w:val="59595B"/>
+          <w:sz w:val="22"/>
+        </w:rPr>
+        <w:t>CrowdStrike and Huntress are deliberately complementary. CrowdStrike's Falcon is industry-leading nation-state-grade EDR with the broadest telemetry collection and the most mature threat-intel feed in the market. Huntress is tuned for the SMB and mid-market threat landscape — phishing-driven footholds, persistence tradecraft, credential theft, and the kinds of attacks that target managed-service customers. They use different detection styles, different telemetry sources, and different threat-intelligence pipelines.</w:t>
+      </w:r>
+    </w:p>
+    <w:p>
+      <w:pPr>
+        <w:spacing w:after="160"/>
+      </w:pPr>
+      <w:r>
+        <w:rPr>
+          <w:rFonts w:ascii="Open Sans" w:hAnsi="Open Sans"/>
+          <w:b w:val="0"/>
+          <w:i w:val="0"/>
+          <w:color w:val="59595B"/>
+          <w:sz w:val="22"/>
+        </w:rPr>
+        <w:t>Running them together gives your endpoints two independent sets of expert eyes — CrowdStrike's Overwatch team and Huntress's SOC — both watching 24×7. If one platform misses something, the other is extremely likely to catch it. This redundant, layered approach is the configuration Technijian recommends as best-in-class endpoint protection for clients who can't afford a security incident.</w:t>
       </w:r>
     </w:p>
     <w:p/>

--- a/clients/orx/crowdstrike/monthly/2026-02/ORX-CrowdStrike-Activity-2026-02.docx
+++ b/clients/orx/crowdstrike/monthly/2026-02/ORX-CrowdStrike-Activity-2026-02.docx
@@ -11898,6 +11898,201 @@
           <w:sz w:val="22"/>
         </w:rPr>
         <w:t>The CrowdStrike daily pull scheduled task has not yet been registered on the Technijian monitoring workstation. Once registered, future reports will include full endpoint inventory with sensor version, OS distribution, and check-in age analysis. Email support@technijian.com to schedule this one-time setup step.</w:t>
+      </w:r>
+    </w:p>
+    <w:p/>
+    <w:tbl>
+      <w:tblPr>
+        <w:tblW w:type="auto" w:w="0"/>
+        <w:tblLayout w:type="fixed"/>
+        <w:tblLook w:firstColumn="1" w:firstRow="1" w:lastColumn="0" w:lastRow="0" w:noHBand="0" w:noVBand="1" w:val="04A0"/>
+      </w:tblPr>
+      <w:tblGrid>
+        <w:gridCol w:w="94"/>
+        <w:gridCol w:w="8976"/>
+      </w:tblGrid>
+      <w:tr>
+        <w:tc>
+          <w:tcPr>
+            <w:tcW w:type="dxa" w:w="94"/>
+            <w:shd w:val="clear" w:color="auto" w:fill="006DB6"/>
+            <w:tcBorders>
+              <w:top w:val="nil"/>
+              <w:left w:val="nil"/>
+              <w:bottom w:val="nil"/>
+              <w:right w:val="nil"/>
+              <w:insideH w:val="nil"/>
+              <w:insideV w:val="nil"/>
+            </w:tcBorders>
+          </w:tcPr>
+          <w:p/>
+        </w:tc>
+        <w:tc>
+          <w:tcPr>
+            <w:tcW w:type="dxa" w:w="8976"/>
+            <w:tcBorders>
+              <w:top w:val="nil"/>
+              <w:left w:val="nil"/>
+              <w:bottom w:val="nil"/>
+              <w:right w:val="nil"/>
+              <w:insideH w:val="nil"/>
+              <w:insideV w:val="nil"/>
+            </w:tcBorders>
+          </w:tcPr>
+          <w:p>
+            <w:pPr>
+              <w:spacing w:before="80" w:after="80"/>
+            </w:pPr>
+            <w:r>
+              <w:rPr>
+                <w:rFonts w:ascii="Open Sans" w:hAnsi="Open Sans"/>
+                <w:b/>
+                <w:i w:val="0"/>
+                <w:color w:val="006DB6"/>
+                <w:sz w:val="28"/>
+              </w:rPr>
+              <w:t xml:space="preserve">  Compliance Alignment</w:t>
+            </w:r>
+          </w:p>
+        </w:tc>
+      </w:tr>
+    </w:tbl>
+    <w:p>
+      <w:pPr>
+        <w:spacing w:after="160"/>
+      </w:pPr>
+      <w:r>
+        <w:rPr>
+          <w:rFonts w:ascii="Open Sans" w:hAnsi="Open Sans"/>
+          <w:b w:val="0"/>
+          <w:i w:val="0"/>
+          <w:color w:val="59595B"/>
+          <w:sz w:val="22"/>
+        </w:rPr>
+        <w:t>This client's industry classification is Healthcare. Based on that classification, the data Technijian's stack is helping protect is most likely characterized as: PHI.</w:t>
+      </w:r>
+    </w:p>
+    <w:p>
+      <w:pPr>
+        <w:spacing w:after="160"/>
+      </w:pPr>
+      <w:r>
+        <w:rPr>
+          <w:rFonts w:ascii="Open Sans" w:hAnsi="Open Sans"/>
+          <w:b w:val="0"/>
+          <w:i w:val="0"/>
+          <w:color w:val="59595B"/>
+          <w:sz w:val="21"/>
+        </w:rPr>
+        <w:t>All endpoints handle Protected Health Information (PHI). HIPAA Security Rule (45 CFR §164.302-318) requires administrative, physical, and technical safeguards. The HITECH Act extends breach-notification and audit obligations. California CMIA (Civil Code §56) adds state-specific patient confidentiality rules.</w:t>
+      </w:r>
+    </w:p>
+    <w:p>
+      <w:pPr>
+        <w:spacing w:after="160"/>
+      </w:pPr>
+      <w:r>
+        <w:rPr>
+          <w:rFonts w:ascii="Open Sans" w:hAnsi="Open Sans"/>
+          <w:b/>
+          <w:i w:val="0"/>
+          <w:color w:val="1A1A2E"/>
+          <w:sz w:val="22"/>
+        </w:rPr>
+        <w:t>How Technijian's monitoring stack supports each framework:</w:t>
+      </w:r>
+    </w:p>
+    <w:p>
+      <w:pPr>
+        <w:pStyle w:val="ListBullet"/>
+        <w:spacing w:after="80"/>
+      </w:pPr>
+      <w:r>
+        <w:rPr>
+          <w:rFonts w:ascii="Open Sans" w:hAnsi="Open Sans"/>
+          <w:b/>
+          <w:i w:val="0"/>
+          <w:color w:val="1A1A2E"/>
+          <w:sz w:val="22"/>
+        </w:rPr>
+        <w:t xml:space="preserve">HIPAA: </w:t>
+      </w:r>
+      <w:r>
+        <w:rPr>
+          <w:rFonts w:ascii="Open Sans" w:hAnsi="Open Sans"/>
+          <w:b w:val="0"/>
+          <w:i w:val="0"/>
+          <w:color w:val="59595B"/>
+          <w:sz w:val="22"/>
+        </w:rPr>
+        <w:t>endpoint detection &amp; response (Huntress + CrowdStrike), patch management (Endpoint Central), access auditing, and 24x7 incident response satisfy the technical safeguard requirements of 45 CFR §164.312 (access control, audit controls, integrity, transmission security).</w:t>
+      </w:r>
+    </w:p>
+    <w:p>
+      <w:pPr>
+        <w:pStyle w:val="ListBullet"/>
+        <w:spacing w:after="80"/>
+      </w:pPr>
+      <w:r>
+        <w:rPr>
+          <w:rFonts w:ascii="Open Sans" w:hAnsi="Open Sans"/>
+          <w:b/>
+          <w:i w:val="0"/>
+          <w:color w:val="1A1A2E"/>
+          <w:sz w:val="22"/>
+        </w:rPr>
+        <w:t xml:space="preserve">HITECH: </w:t>
+      </w:r>
+      <w:r>
+        <w:rPr>
+          <w:rFonts w:ascii="Open Sans" w:hAnsi="Open Sans"/>
+          <w:b w:val="0"/>
+          <w:i w:val="0"/>
+          <w:color w:val="59595B"/>
+          <w:sz w:val="22"/>
+        </w:rPr>
+        <w:t>automated detection of suspicious access events and Technijian's documented incident-response process keeps the breach-notification clock from running silently — any potential PHI exposure is investigated and timestamped within hours.</w:t>
+      </w:r>
+    </w:p>
+    <w:p>
+      <w:pPr>
+        <w:pStyle w:val="ListBullet"/>
+        <w:spacing w:after="80"/>
+      </w:pPr>
+      <w:r>
+        <w:rPr>
+          <w:rFonts w:ascii="Open Sans" w:hAnsi="Open Sans"/>
+          <w:b/>
+          <w:i w:val="0"/>
+          <w:color w:val="1A1A2E"/>
+          <w:sz w:val="22"/>
+        </w:rPr>
+        <w:t xml:space="preserve">California CMIA: </w:t>
+      </w:r>
+      <w:r>
+        <w:rPr>
+          <w:rFonts w:ascii="Open Sans" w:hAnsi="Open Sans"/>
+          <w:b w:val="0"/>
+          <w:i w:val="0"/>
+          <w:color w:val="59595B"/>
+          <w:sz w:val="22"/>
+        </w:rPr>
+        <w:t>the same access-auditing and detection pipeline that supports HIPAA also covers California's stricter CMIA confidentiality requirements for medical information.</w:t>
+      </w:r>
+    </w:p>
+    <w:p>
+      <w:pPr>
+        <w:spacing w:after="160"/>
+      </w:pPr>
+      <w:r>
+        <w:rPr>
+          <w:rFonts w:ascii="Open Sans" w:hAnsi="Open Sans"/>
+          <w:b w:val="0"/>
+          <w:i w:val="0"/>
+          <w:color w:val="59595B"/>
+          <w:sz w:val="19"/>
+        </w:rPr>
+        <w:t>This classification was generated automatically from the client's name and contact-domain signals. If the industry or compliance scope shown here doesn't match your operations, please reply to this report and we'll update the classification — Technijian's team can also produce a deeper compliance-posture report on request.</w:t>
       </w:r>
     </w:p>
     <w:p/>

--- a/clients/orx/crowdstrike/monthly/2026-02/ORX-CrowdStrike-Activity-2026-02.docx
+++ b/clients/orx/crowdstrike/monthly/2026-02/ORX-CrowdStrike-Activity-2026-02.docx
@@ -9405,6 +9405,132 @@
           <w:sz w:val="22"/>
         </w:rPr>
         <w:t>Endpoint inventory, sensor version, and detection telemetry were captured to support your security posture reviews and compliance reporting.</w:t>
+      </w:r>
+    </w:p>
+    <w:p>
+      <w:pPr>
+        <w:spacing w:after="160"/>
+      </w:pPr>
+      <w:r>
+        <w:rPr>
+          <w:rFonts w:ascii="Open Sans" w:hAnsi="Open Sans"/>
+          <w:b/>
+          <w:i w:val="0"/>
+          <w:color w:val="1A1A2E"/>
+          <w:sz w:val="24"/>
+        </w:rPr>
+        <w:t>Specific work delivered this month</w:t>
+      </w:r>
+    </w:p>
+    <w:p>
+      <w:pPr>
+        <w:spacing w:after="160"/>
+      </w:pPr>
+      <w:r>
+        <w:rPr>
+          <w:rFonts w:ascii="Open Sans" w:hAnsi="Open Sans"/>
+          <w:b w:val="0"/>
+          <w:i w:val="0"/>
+          <w:color w:val="59595B"/>
+          <w:sz w:val="22"/>
+        </w:rPr>
+        <w:t>These items are pulled directly from the time entries and tickets logged by Technijian's team during the period — actual work, not estimates.</w:t>
+      </w:r>
+    </w:p>
+    <w:p>
+      <w:pPr>
+        <w:pStyle w:val="ListBullet"/>
+        <w:spacing w:after="80"/>
+      </w:pPr>
+      <w:r>
+        <w:rPr>
+          <w:rFonts w:ascii="Open Sans" w:hAnsi="Open Sans"/>
+          <w:b w:val="0"/>
+          <w:i w:val="0"/>
+          <w:color w:val="59595B"/>
+          <w:sz w:val="22"/>
+        </w:rPr>
+        <w:t>Crowdstrike latest version (7.33.20505.0) updated on machine:- ORX-DC-3CX-01, ORX-DC-AD-03, ORX-DC-APP-01, ORX-DC-IIS1 (handled by A. Saraf) — 1.0h of tech effort</w:t>
+      </w:r>
+    </w:p>
+    <w:p>
+      <w:pPr>
+        <w:pStyle w:val="ListBullet"/>
+        <w:spacing w:after="80"/>
+      </w:pPr>
+      <w:r>
+        <w:rPr>
+          <w:rFonts w:ascii="Open Sans" w:hAnsi="Open Sans"/>
+          <w:b w:val="0"/>
+          <w:i w:val="0"/>
+          <w:color w:val="59595B"/>
+          <w:sz w:val="22"/>
+        </w:rPr>
+        <w:t>Crowdstrike latest version(7.33.20505.0)updated on machines JRMED07,JRMED08,WKORX-01,WKORX-03 (handled by A. Saraf) — 1.0h of tech effort</w:t>
+      </w:r>
+    </w:p>
+    <w:p>
+      <w:pPr>
+        <w:pStyle w:val="ListBullet"/>
+        <w:spacing w:after="80"/>
+      </w:pPr>
+      <w:r>
+        <w:rPr>
+          <w:rFonts w:ascii="Open Sans" w:hAnsi="Open Sans"/>
+          <w:b w:val="0"/>
+          <w:i w:val="0"/>
+          <w:color w:val="59595B"/>
+          <w:sz w:val="22"/>
+        </w:rPr>
+        <w:t>Crowdstrike latest version (7.33.20505.0) updated on machine:- MARGARET, ORX-HQ-WINEDGE, WKORX-01, WKORX-05 (handled by Y. Kumar) — 0.5h of tech effort</w:t>
+      </w:r>
+    </w:p>
+    <w:p>
+      <w:pPr>
+        <w:pStyle w:val="ListBullet"/>
+        <w:spacing w:after="80"/>
+      </w:pPr>
+      <w:r>
+        <w:rPr>
+          <w:rFonts w:ascii="Open Sans" w:hAnsi="Open Sans"/>
+          <w:b w:val="0"/>
+          <w:i w:val="0"/>
+          <w:color w:val="59595B"/>
+          <w:sz w:val="22"/>
+        </w:rPr>
+        <w:t>Crowdstrike latest version (7.33.20505.0) updated on machine:- MARGARET, ORX-HQ-WINEDGE, WKORX-01, WKORX-05 — 1.0h on 2026-02-07</w:t>
+      </w:r>
+    </w:p>
+    <w:p>
+      <w:pPr>
+        <w:pStyle w:val="ListBullet"/>
+        <w:spacing w:after="80"/>
+      </w:pPr>
+      <w:r>
+        <w:rPr>
+          <w:rFonts w:ascii="Open Sans" w:hAnsi="Open Sans"/>
+          <w:b w:val="0"/>
+          <w:i w:val="0"/>
+          <w:color w:val="59595B"/>
+          <w:sz w:val="22"/>
+        </w:rPr>
+        <w:t>Crowdstrike latest version(7.33.20505.0)updated on machines JRMED07,JRMED08,WKORX-01,WKORX-03 — 1.0h on 2026-02-10</w:t>
+      </w:r>
+    </w:p>
+    <w:p>
+      <w:pPr>
+        <w:pStyle w:val="ListBullet"/>
+        <w:spacing w:after="80"/>
+      </w:pPr>
+      <w:r>
+        <w:rPr>
+          <w:rFonts w:ascii="Open Sans" w:hAnsi="Open Sans"/>
+          <w:b w:val="0"/>
+          <w:i w:val="0"/>
+          <w:color w:val="59595B"/>
+          <w:sz w:val="22"/>
+        </w:rPr>
+        <w:t>Crowdstrike latest version (7.33.20505.0) updated on machine:- ORX-DC-3CX-01, ORX-DC-AD-03, ORX-DC-APP-01, ORX-DC-IIS1 — 1.0h on 2026-02-27</w:t>
       </w:r>
     </w:p>
     <w:p/>
